--- a/assets/quang-tang-cv.docx
+++ b/assets/quang-tang-cv.docx
@@ -293,7 +293,7 @@
           <w:sz w:val="19"/>
           <w:szCs w:val="19"/>
         </w:rPr>
-        <w:t xml:space="preserve">Architected and implemented a comprehensive end-to-end (E2E) and integration automated testing suite using Cypress from scratch, increasing test coverage and reducing post-release bugs by over 80%.</w:t>
+        <w:t xml:space="preserve">Architected and implemented a comprehensive end-to-end (E2E) and integration automated testing suite using Cypress from scratch, covering critical user journeys and catching regressions before release.</w:t>
       </w:r>
     </w:p>
     <w:p>
@@ -351,25 +351,6 @@
           <w:szCs w:val="19"/>
         </w:rPr>
         <w:t xml:space="preserve">Developed reactive state management workflows using RxJS and Angular Signals, resolving complex asynchronous data streams and rendering bottlenecks.</w:t>
-      </w:r>
-    </w:p>
-    <w:p>
-      <w:pPr>
-        <w:pStyle w:val="ListParagraph"/>
-        <w:numPr>
-          <w:ilvl w:val="0"/>
-          <w:numId w:val="1"/>
-        </w:numPr>
-        <w:spacing w:after="90"/>
-      </w:pPr>
-      <w:r>
-        <w:rPr>
-          <w:rFonts w:ascii="Calibri" w:cs="Calibri" w:eastAsia="Calibri" w:hAnsi="Calibri"/>
-          <w:color w:val="1E293B"/>
-          <w:sz w:val="19"/>
-          <w:szCs w:val="19"/>
-        </w:rPr>
-        <w:t xml:space="preserve">Mentored and coached junior to mid-level engineers, facilitating tech talks and technical training on modern JavaScript practices.</w:t>
       </w:r>
     </w:p>
     <w:p>
